--- a/Task№3-4/task/Старых_Егор_ЭФБО-12-25_Практика№3-4.docx
+++ b/Task№3-4/task/Старых_Егор_ЭФБО-12-25_Практика№3-4.docx
@@ -14,8 +14,6 @@
           <w:lang w:val="ru-RU"/>
         </w:rPr>
       </w:pPr>
-      <w:bookmarkStart w:id="0" w:name="_GoBack"/>
-      <w:bookmarkEnd w:id="0"/>
       <w:r>
         <w:rPr>
           <w:rFonts w:cs="Times New Roman"/>
@@ -5894,10 +5892,13 @@
     </w:p>
     <w:p>
       <w:pPr>
-        <w:spacing w:after="20" w:line="360" w:lineRule="auto"/>
+        <w:spacing w:line="360" w:lineRule="auto"/>
         <w:jc w:val="both"/>
         <w:rPr>
           <w:rFonts w:cs="Times New Roman"/>
+          <w:b/>
+          <w:i/>
+          <w:iCs/>
           <w:sz w:val="28"/>
           <w:szCs w:val="28"/>
           <w:lang w:val="ru-RU"/>
@@ -5906,54 +5907,275 @@
       <w:r>
         <w:rPr>
           <w:rFonts w:cs="Times New Roman"/>
-          <w:sz w:val="28"/>
-          <w:szCs w:val="28"/>
-          <w:lang w:val="ru-RU"/>
-        </w:rPr>
-        <w:t>____________________________________________________________________________________________________________________________________________________</w:t>
-      </w:r>
-    </w:p>
-    <w:p>
-      <w:pPr>
-        <w:spacing w:after="20" w:line="360" w:lineRule="auto"/>
-        <w:jc w:val="both"/>
-        <w:rPr>
-          <w:rFonts w:cs="Times New Roman"/>
-          <w:sz w:val="28"/>
-          <w:szCs w:val="28"/>
-          <w:lang w:val="ru-RU"/>
-        </w:rPr>
-      </w:pPr>
-      <w:r>
-        <w:rPr>
-          <w:rFonts w:cs="Times New Roman"/>
-          <w:sz w:val="28"/>
-          <w:szCs w:val="28"/>
-          <w:lang w:val="ru-RU"/>
-        </w:rPr>
-        <w:t>__________________________________________________________________________</w:t>
-      </w:r>
-    </w:p>
-    <w:p>
-      <w:pPr>
-        <w:spacing w:after="20" w:line="360" w:lineRule="auto"/>
-        <w:jc w:val="both"/>
-        <w:rPr>
-          <w:rFonts w:cs="Times New Roman"/>
-          <w:sz w:val="28"/>
-          <w:szCs w:val="28"/>
-          <w:lang w:val="ru-RU"/>
-        </w:rPr>
-      </w:pPr>
-      <w:r>
-        <w:rPr>
-          <w:rFonts w:cs="Times New Roman"/>
-          <w:sz w:val="28"/>
-          <w:szCs w:val="28"/>
-          <w:lang w:val="ru-RU"/>
-        </w:rPr>
-        <w:t>__________________________________________________________________________</w:t>
-      </w:r>
+          <w:b/>
+          <w:i/>
+          <w:iCs/>
+          <w:sz w:val="28"/>
+          <w:szCs w:val="28"/>
+          <w:lang w:val="ru-RU"/>
+        </w:rPr>
+        <w:t xml:space="preserve">Блок TODO A1 «Проверить входные диапазоны» соответствует методу </w:t>
+      </w:r>
+      <w:proofErr w:type="spellStart"/>
+      <w:r>
+        <w:rPr>
+          <w:rFonts w:cs="Times New Roman"/>
+          <w:b/>
+          <w:i/>
+          <w:iCs/>
+          <w:sz w:val="28"/>
+          <w:szCs w:val="28"/>
+          <w:lang w:val="ru-RU"/>
+        </w:rPr>
+        <w:t>isValid</w:t>
+      </w:r>
+      <w:proofErr w:type="spellEnd"/>
+      <w:r>
+        <w:rPr>
+          <w:rFonts w:cs="Times New Roman"/>
+          <w:b/>
+          <w:i/>
+          <w:iCs/>
+          <w:sz w:val="28"/>
+          <w:szCs w:val="28"/>
+          <w:lang w:val="ru-RU"/>
+        </w:rPr>
+        <w:t xml:space="preserve">. Ромб «Данные корректны» — это </w:t>
+      </w:r>
+      <w:proofErr w:type="spellStart"/>
+      <w:r>
+        <w:rPr>
+          <w:rFonts w:cs="Times New Roman"/>
+          <w:b/>
+          <w:i/>
+          <w:iCs/>
+          <w:sz w:val="28"/>
+          <w:szCs w:val="28"/>
+          <w:lang w:val="ru-RU"/>
+        </w:rPr>
+        <w:t>if</w:t>
+      </w:r>
+      <w:proofErr w:type="spellEnd"/>
+      <w:r>
+        <w:rPr>
+          <w:rFonts w:cs="Times New Roman"/>
+          <w:b/>
+          <w:i/>
+          <w:iCs/>
+          <w:sz w:val="28"/>
+          <w:szCs w:val="28"/>
+          <w:lang w:val="ru-RU"/>
+        </w:rPr>
+        <w:t xml:space="preserve"> (!</w:t>
+      </w:r>
+      <w:proofErr w:type="spellStart"/>
+      <w:r>
+        <w:rPr>
+          <w:rFonts w:cs="Times New Roman"/>
+          <w:b/>
+          <w:i/>
+          <w:iCs/>
+          <w:sz w:val="28"/>
+          <w:szCs w:val="28"/>
+          <w:lang w:val="ru-RU"/>
+        </w:rPr>
+        <w:t>Valid</w:t>
+      </w:r>
+      <w:proofErr w:type="spellEnd"/>
+      <w:r>
+        <w:rPr>
+          <w:rFonts w:cs="Times New Roman"/>
+          <w:b/>
+          <w:i/>
+          <w:iCs/>
+          <w:sz w:val="28"/>
+          <w:szCs w:val="28"/>
+          <w:lang w:val="ru-RU"/>
+        </w:rPr>
+        <w:t xml:space="preserve">) в </w:t>
+      </w:r>
+      <w:proofErr w:type="spellStart"/>
+      <w:r>
+        <w:rPr>
+          <w:rFonts w:cs="Times New Roman"/>
+          <w:b/>
+          <w:i/>
+          <w:iCs/>
+          <w:sz w:val="28"/>
+          <w:szCs w:val="28"/>
+          <w:lang w:val="ru-RU"/>
+        </w:rPr>
+        <w:t>calculateTotal</w:t>
+      </w:r>
+      <w:proofErr w:type="spellEnd"/>
+      <w:r>
+        <w:rPr>
+          <w:rFonts w:cs="Times New Roman"/>
+          <w:b/>
+          <w:i/>
+          <w:iCs/>
+          <w:sz w:val="28"/>
+          <w:szCs w:val="28"/>
+          <w:lang w:val="ru-RU"/>
+        </w:rPr>
+        <w:t>. Ветка «нет» — с</w:t>
+      </w:r>
+      <w:r>
+        <w:rPr>
+          <w:rFonts w:cs="Times New Roman"/>
+          <w:b/>
+          <w:i/>
+          <w:iCs/>
+          <w:sz w:val="28"/>
+          <w:szCs w:val="28"/>
+          <w:lang w:val="ru-RU"/>
+        </w:rPr>
+        <w:t>о</w:t>
+      </w:r>
+      <w:r>
+        <w:rPr>
+          <w:rFonts w:cs="Times New Roman"/>
+          <w:b/>
+          <w:i/>
+          <w:iCs/>
+          <w:sz w:val="28"/>
+          <w:szCs w:val="28"/>
+          <w:lang w:val="ru-RU"/>
+        </w:rPr>
+        <w:t xml:space="preserve">общение об ошибке, ветка «да» — вызовы </w:t>
+      </w:r>
+      <w:proofErr w:type="spellStart"/>
+      <w:r>
+        <w:rPr>
+          <w:rFonts w:cs="Times New Roman"/>
+          <w:b/>
+          <w:i/>
+          <w:iCs/>
+          <w:sz w:val="28"/>
+          <w:szCs w:val="28"/>
+          <w:lang w:val="ru-RU"/>
+        </w:rPr>
+        <w:t>calculateBase</w:t>
+      </w:r>
+      <w:proofErr w:type="spellEnd"/>
+      <w:r>
+        <w:rPr>
+          <w:rFonts w:cs="Times New Roman"/>
+          <w:b/>
+          <w:i/>
+          <w:iCs/>
+          <w:sz w:val="28"/>
+          <w:szCs w:val="28"/>
+          <w:lang w:val="ru-RU"/>
+        </w:rPr>
+        <w:t xml:space="preserve">, </w:t>
+      </w:r>
+      <w:proofErr w:type="spellStart"/>
+      <w:r>
+        <w:rPr>
+          <w:rFonts w:cs="Times New Roman"/>
+          <w:b/>
+          <w:i/>
+          <w:iCs/>
+          <w:sz w:val="28"/>
+          <w:szCs w:val="28"/>
+          <w:lang w:val="ru-RU"/>
+        </w:rPr>
+        <w:t>applyDiscount</w:t>
+      </w:r>
+      <w:proofErr w:type="spellEnd"/>
+      <w:r>
+        <w:rPr>
+          <w:rFonts w:cs="Times New Roman"/>
+          <w:b/>
+          <w:i/>
+          <w:iCs/>
+          <w:sz w:val="28"/>
+          <w:szCs w:val="28"/>
+          <w:lang w:val="ru-RU"/>
+        </w:rPr>
+        <w:t xml:space="preserve">, </w:t>
+      </w:r>
+      <w:proofErr w:type="spellStart"/>
+      <w:r>
+        <w:rPr>
+          <w:rFonts w:cs="Times New Roman"/>
+          <w:b/>
+          <w:i/>
+          <w:iCs/>
+          <w:sz w:val="28"/>
+          <w:szCs w:val="28"/>
+          <w:lang w:val="ru-RU"/>
+        </w:rPr>
+        <w:t>calculateVat</w:t>
+      </w:r>
+      <w:proofErr w:type="spellEnd"/>
+      <w:r>
+        <w:rPr>
+          <w:rFonts w:cs="Times New Roman"/>
+          <w:b/>
+          <w:i/>
+          <w:iCs/>
+          <w:sz w:val="28"/>
+          <w:szCs w:val="28"/>
+          <w:lang w:val="ru-RU"/>
+        </w:rPr>
+        <w:t xml:space="preserve">. Блок «Вывести результат» — это </w:t>
+      </w:r>
+      <w:proofErr w:type="spellStart"/>
+      <w:r>
+        <w:rPr>
+          <w:rFonts w:cs="Times New Roman"/>
+          <w:b/>
+          <w:i/>
+          <w:iCs/>
+          <w:sz w:val="28"/>
+          <w:szCs w:val="28"/>
+          <w:lang w:val="ru-RU"/>
+        </w:rPr>
+        <w:t>printf</w:t>
+      </w:r>
+      <w:proofErr w:type="spellEnd"/>
+      <w:r>
+        <w:rPr>
+          <w:rFonts w:cs="Times New Roman"/>
+          <w:b/>
+          <w:i/>
+          <w:iCs/>
+          <w:sz w:val="28"/>
+          <w:szCs w:val="28"/>
+          <w:lang w:val="ru-RU"/>
+        </w:rPr>
+        <w:t xml:space="preserve"> в </w:t>
+      </w:r>
+      <w:proofErr w:type="spellStart"/>
+      <w:r>
+        <w:rPr>
+          <w:rFonts w:cs="Times New Roman"/>
+          <w:b/>
+          <w:i/>
+          <w:iCs/>
+          <w:sz w:val="28"/>
+          <w:szCs w:val="28"/>
+          <w:lang w:val="ru-RU"/>
+        </w:rPr>
+        <w:t>main</w:t>
+      </w:r>
+      <w:proofErr w:type="spellEnd"/>
+      <w:r>
+        <w:rPr>
+          <w:rFonts w:cs="Times New Roman"/>
+          <w:b/>
+          <w:i/>
+          <w:iCs/>
+          <w:sz w:val="28"/>
+          <w:szCs w:val="28"/>
+          <w:lang w:val="ru-RU"/>
+        </w:rPr>
+        <w:t>.</w:t>
+      </w:r>
+      <w:bookmarkStart w:id="0" w:name="_GoBack"/>
+      <w:bookmarkEnd w:id="0"/>
     </w:p>
     <w:p>
       <w:pPr>
@@ -5969,11 +6191,7 @@
           <w:lang w:val="ru-RU"/>
         </w:rPr>
       </w:pPr>
-    </w:p>
-    <w:p>
-      <w:pPr>
-        <w:spacing w:line="360" w:lineRule="auto"/>
-        <w:jc w:val="both"/>
+      <w:r>
         <w:rPr>
           <w:rFonts w:cs="Times New Roman"/>
           <w:b/>
@@ -5983,17 +6201,7 @@
           <w:szCs w:val="28"/>
           <w:lang w:val="ru-RU"/>
         </w:rPr>
-      </w:pPr>
-      <w:r>
-        <w:rPr>
-          <w:rFonts w:cs="Times New Roman"/>
-          <w:b/>
-          <w:i/>
-          <w:iCs/>
-          <w:sz w:val="28"/>
-          <w:szCs w:val="28"/>
-          <w:lang w:val="ru-RU"/>
-        </w:rPr>
+        <w:lastRenderedPageBreak/>
         <w:t>Какое изменение требования в этой работе должно затронуть минимальное к</w:t>
       </w:r>
       <w:r>
@@ -7129,7 +7337,6 @@
                 <w:sz w:val="28"/>
                 <w:szCs w:val="28"/>
               </w:rPr>
-              <w:lastRenderedPageBreak/>
               <w:t>Диаграммы</w:t>
             </w:r>
             <w:proofErr w:type="spellEnd"/>
@@ -7251,6 +7458,7 @@
                 <w:sz w:val="28"/>
                 <w:szCs w:val="28"/>
               </w:rPr>
+              <w:lastRenderedPageBreak/>
               <w:t>Проверки</w:t>
             </w:r>
             <w:proofErr w:type="spellEnd"/>
@@ -30795,7 +31003,7 @@
 </file>
 
 <file path=customXml/itemProps1.xml><?xml version="1.0" encoding="utf-8"?>
-<ds:datastoreItem xmlns:ds="http://schemas.openxmlformats.org/officeDocument/2006/customXml" ds:itemID="{8488EA8D-6764-4FA6-BFF4-BE06B324E434}">
+<ds:datastoreItem xmlns:ds="http://schemas.openxmlformats.org/officeDocument/2006/customXml" ds:itemID="{D4C12F01-334A-45C6-BBB2-29F8F3642D8E}">
   <ds:schemaRefs>
     <ds:schemaRef ds:uri="http://schemas.openxmlformats.org/officeDocument/2006/bibliography"/>
   </ds:schemaRefs>
